--- a/docs/MUNICIPIOS DE BAJA VERAPAZ  180526.docx
+++ b/docs/MUNICIPIOS DE BAJA VERAPAZ  180526.docx
@@ -923,61 +923,6 @@
         <w:rPr>
           <w:rtl w:val="0"/>
         </w:rPr>
-        <w:t xml:space="preserve">Si lo deseas, puedo ayudarte a organizar estos datos en una tabla para un informe o diagnóstico de desarrollo urbano‑rural de Salamá.</w:t>
-      </w:r>
-    </w:p>
-    <w:p>
-      <w:pPr>
-        <w:rPr>
-          <w:b w:val="1"/>
-          <w:bCs w:val="1"/>
-          <w:sz w:val="34"/>
-          <w:szCs w:val="34"/>
-          <w:u w:val="single"/>
-        </w:rPr>
-      </w:pPr>
-      <w:r>
-        <w:rPr>
-          <w:rtl w:val="0"/>
-        </w:rPr>
-      </w:r>
-    </w:p>
-    <w:p>
-      <w:pPr>
-        <w:rPr>
-          <w:b w:val="1"/>
-          <w:bCs w:val="1"/>
-          <w:sz w:val="34"/>
-          <w:szCs w:val="34"/>
-          <w:u w:val="single"/>
-        </w:rPr>
-      </w:pPr>
-      <w:r>
-        <w:rPr>
-          <w:rtl w:val="0"/>
-        </w:rPr>
-      </w:r>
-    </w:p>
-    <w:p>
-      <w:pPr>
-        <w:spacing w:after="240" w:before="240" w:lineRule="auto"/>
-        <w:rPr/>
-      </w:pPr>
-      <w:r>
-        <w:rPr>
-          <w:rtl w:val="0"/>
-        </w:rPr>
-      </w:r>
-    </w:p>
-    <w:p>
-      <w:pPr>
-        <w:spacing w:after="240" w:before="240" w:lineRule="auto"/>
-        <w:rPr/>
-      </w:pPr>
-      <w:r>
-        <w:rPr>
-          <w:rtl w:val="0"/>
-        </w:rPr>
         <w:t xml:space="preserve">El municipio de </w:t>
       </w:r>
       <w:r>
@@ -1021,25 +966,6 @@
     </w:p>
     <w:p>
       <w:pPr>
-        <w:rPr/>
-      </w:pPr>
-      <w:r>
-        <w:pict>
-          <v:rect style="width:0.0pt;height:1.5pt" o:hr="t" o:hrstd="t" o:hralign="center" fillcolor="#A0A0A0" stroked="f"/>
-        </w:pict>
-      </w:r>
-      <w:r>
-        <w:rPr>
-          <w:rtl w:val="0"/>
-        </w:rPr>
-      </w:r>
-    </w:p>
-    <w:p>
-      <w:pPr>
-        <w:pStyle w:val="Heading2"/>
-        <w:keepNext w:val="0"/>
-        <w:keepLines w:val="0"/>
-        <w:spacing w:after="80" w:lineRule="auto"/>
         <w:rPr>
           <w:b w:val="1"/>
           <w:bCs w:val="1"/>
@@ -1047,50 +973,6 @@
           <w:szCs w:val="22"/>
         </w:rPr>
       </w:pPr>
-      <w:bookmarkStart w:colFirst="0" w:colLast="0" w:name="_skn49tm62h4" w:id="5"/>
-      <w:bookmarkEnd w:id="5"/>
-      <w:r>
-        <w:rPr>
-          <w:rtl w:val="0"/>
-        </w:rPr>
-      </w:r>
-    </w:p>
-    <w:p>
-      <w:pPr>
-        <w:pStyle w:val="Heading2"/>
-        <w:keepNext w:val="0"/>
-        <w:keepLines w:val="0"/>
-        <w:spacing w:after="80" w:lineRule="auto"/>
-        <w:rPr>
-          <w:b w:val="1"/>
-          <w:bCs w:val="1"/>
-          <w:sz w:val="22"/>
-          <w:szCs w:val="22"/>
-        </w:rPr>
-      </w:pPr>
-      <w:bookmarkStart w:colFirst="0" w:colLast="0" w:name="_4g9236wcdn6k" w:id="6"/>
-      <w:bookmarkEnd w:id="6"/>
-      <w:r>
-        <w:rPr>
-          <w:rtl w:val="0"/>
-        </w:rPr>
-      </w:r>
-    </w:p>
-    <w:p>
-      <w:pPr>
-        <w:pStyle w:val="Heading2"/>
-        <w:keepNext w:val="0"/>
-        <w:keepLines w:val="0"/>
-        <w:spacing w:after="80" w:lineRule="auto"/>
-        <w:rPr>
-          <w:b w:val="1"/>
-          <w:bCs w:val="1"/>
-          <w:sz w:val="22"/>
-          <w:szCs w:val="22"/>
-        </w:rPr>
-      </w:pPr>
-      <w:bookmarkStart w:colFirst="0" w:colLast="0" w:name="_h0vbnobdktcn" w:id="7"/>
-      <w:bookmarkEnd w:id="7"/>
       <w:r>
         <w:rPr>
           <w:b w:val="1"/>
@@ -1371,21 +1253,6 @@
     </w:p>
     <w:p>
       <w:pPr>
-        <w:rPr/>
-      </w:pPr>
-      <w:r>
-        <w:pict>
-          <v:rect style="width:0.0pt;height:1.5pt" o:hr="t" o:hrstd="t" o:hralign="center" fillcolor="#A0A0A0" stroked="f"/>
-        </w:pict>
-      </w:r>
-      <w:r>
-        <w:rPr>
-          <w:rtl w:val="0"/>
-        </w:rPr>
-      </w:r>
-    </w:p>
-    <w:p>
-      <w:pPr>
         <w:pStyle w:val="Heading2"/>
         <w:keepNext w:val="0"/>
         <w:keepLines w:val="0"/>
@@ -1397,8 +1264,8 @@
           <w:szCs w:val="22"/>
         </w:rPr>
       </w:pPr>
-      <w:bookmarkStart w:colFirst="0" w:colLast="0" w:name="_bvo2l55x0y1e" w:id="8"/>
-      <w:bookmarkEnd w:id="8"/>
+      <w:bookmarkStart w:colFirst="0" w:colLast="0" w:name="_bvo2l55x0y1e" w:id="5"/>
+      <w:bookmarkEnd w:id="5"/>
       <w:r>
         <w:rPr>
           <w:b w:val="1"/>
@@ -1618,21 +1485,6 @@
     </w:p>
     <w:p>
       <w:pPr>
-        <w:rPr/>
-      </w:pPr>
-      <w:r>
-        <w:pict>
-          <v:rect style="width:0.0pt;height:1.5pt" o:hr="t" o:hrstd="t" o:hralign="center" fillcolor="#A0A0A0" stroked="f"/>
-        </w:pict>
-      </w:r>
-      <w:r>
-        <w:rPr>
-          <w:rtl w:val="0"/>
-        </w:rPr>
-      </w:r>
-    </w:p>
-    <w:p>
-      <w:pPr>
         <w:pStyle w:val="Heading2"/>
         <w:keepNext w:val="0"/>
         <w:keepLines w:val="0"/>
@@ -1644,8 +1496,8 @@
           <w:szCs w:val="22"/>
         </w:rPr>
       </w:pPr>
-      <w:bookmarkStart w:colFirst="0" w:colLast="0" w:name="_16d0ii7jvxxy" w:id="9"/>
-      <w:bookmarkEnd w:id="9"/>
+      <w:bookmarkStart w:colFirst="0" w:colLast="0" w:name="_16d0ii7jvxxy" w:id="6"/>
+      <w:bookmarkEnd w:id="6"/>
       <w:r>
         <w:rPr>
           <w:b w:val="1"/>
@@ -1747,21 +1599,6 @@
           <w:rtl w:val="0"/>
         </w:rPr>
         <w:t xml:space="preserve">, especialmente en zonas alejadas.sistemas.segeplan.gob+1</w:t>
-      </w:r>
-    </w:p>
-    <w:p>
-      <w:pPr>
-        <w:rPr/>
-      </w:pPr>
-      <w:r>
-        <w:pict>
-          <v:rect style="width:0.0pt;height:1.5pt" o:hr="t" o:hrstd="t" o:hralign="center" fillcolor="#A0A0A0" stroked="f"/>
-        </w:pict>
-      </w:r>
-      <w:r>
-        <w:rPr>
-          <w:rtl w:val="0"/>
-        </w:rPr>
       </w:r>
     </w:p>
     <w:p>
@@ -1777,8 +1614,8 @@
           <w:szCs w:val="22"/>
         </w:rPr>
       </w:pPr>
-      <w:bookmarkStart w:colFirst="0" w:colLast="0" w:name="_wd5xbl2geamj" w:id="10"/>
-      <w:bookmarkEnd w:id="10"/>
+      <w:bookmarkStart w:colFirst="0" w:colLast="0" w:name="_wd5xbl2geamj" w:id="7"/>
+      <w:bookmarkEnd w:id="7"/>
       <w:r>
         <w:rPr>
           <w:b w:val="1"/>
@@ -1880,21 +1717,6 @@
           <w:rtl w:val="0"/>
         </w:rPr>
         <w:t xml:space="preserve">, lo que incrementa riesgos de contaminación y problemas de salud.agn+1</w:t>
-      </w:r>
-    </w:p>
-    <w:p>
-      <w:pPr>
-        <w:rPr/>
-      </w:pPr>
-      <w:r>
-        <w:pict>
-          <v:rect style="width:0.0pt;height:1.5pt" o:hr="t" o:hrstd="t" o:hralign="center" fillcolor="#A0A0A0" stroked="f"/>
-        </w:pict>
-      </w:r>
-      <w:r>
-        <w:rPr>
-          <w:rtl w:val="0"/>
-        </w:rPr>
       </w:r>
     </w:p>
     <w:p>
@@ -1910,8 +1732,8 @@
           <w:szCs w:val="22"/>
         </w:rPr>
       </w:pPr>
-      <w:bookmarkStart w:colFirst="0" w:colLast="0" w:name="_xxmxnv1c5to9" w:id="11"/>
-      <w:bookmarkEnd w:id="11"/>
+      <w:bookmarkStart w:colFirst="0" w:colLast="0" w:name="_xxmxnv1c5to9" w:id="8"/>
+      <w:bookmarkEnd w:id="8"/>
       <w:r>
         <w:rPr>
           <w:b w:val="1"/>
@@ -2168,6 +1990,19 @@
     </w:p>
     <w:p>
       <w:pPr>
+        <w:rPr>
+          <w:sz w:val="34"/>
+          <w:szCs w:val="34"/>
+        </w:rPr>
+      </w:pPr>
+      <w:r>
+        <w:rPr>
+          <w:rtl w:val="0"/>
+        </w:rPr>
+      </w:r>
+    </w:p>
+    <w:p>
+      <w:pPr>
         <w:spacing w:after="240" w:before="240" w:lineRule="auto"/>
         <w:rPr/>
       </w:pPr>
@@ -2175,31 +2010,6 @@
         <w:rPr>
           <w:rtl w:val="0"/>
         </w:rPr>
-        <w:t xml:space="preserve">Si lo deseas, puedo organizar estos datos en una tabla para un diagnóstico de desarrollo territorial o un perfil socioeconómico‑urbano de San Miguel Chicaj.</w:t>
-      </w:r>
-    </w:p>
-    <w:p>
-      <w:pPr>
-        <w:rPr>
-          <w:sz w:val="34"/>
-          <w:szCs w:val="34"/>
-        </w:rPr>
-      </w:pPr>
-      <w:r>
-        <w:rPr>
-          <w:rtl w:val="0"/>
-        </w:rPr>
-      </w:r>
-    </w:p>
-    <w:p>
-      <w:pPr>
-        <w:spacing w:after="240" w:before="240" w:lineRule="auto"/>
-        <w:rPr/>
-      </w:pPr>
-      <w:r>
-        <w:rPr>
-          <w:rtl w:val="0"/>
-        </w:rPr>
         <w:t xml:space="preserve">El municipio de</w:t>
       </w:r>
       <w:r>
@@ -2253,11 +2063,6 @@
       <w:pPr>
         <w:rPr/>
       </w:pPr>
-      <w:r>
-        <w:pict>
-          <v:rect style="width:0.0pt;height:1.5pt" o:hr="t" o:hrstd="t" o:hralign="center" fillcolor="#A0A0A0" stroked="f"/>
-        </w:pict>
-      </w:r>
       <w:r>
         <w:rPr>
           <w:rtl w:val="0"/>
@@ -2277,8 +2082,8 @@
           <w:szCs w:val="22"/>
         </w:rPr>
       </w:pPr>
-      <w:bookmarkStart w:colFirst="0" w:colLast="0" w:name="_ee0fbarq0ii4" w:id="12"/>
-      <w:bookmarkEnd w:id="12"/>
+      <w:bookmarkStart w:colFirst="0" w:colLast="0" w:name="_ee0fbarq0ii4" w:id="9"/>
+      <w:bookmarkEnd w:id="9"/>
       <w:r>
         <w:rPr>
           <w:b w:val="1"/>
@@ -2405,21 +2210,6 @@
           <w:rtl w:val="0"/>
         </w:rPr>
         <w:t xml:space="preserve">, según la fuente: unos análisis municipales hablan de 89 hab/km², mientras otros cálculos estadísticos indican 127 hab/km².xn--cdigos-postales-vrb.cybo+1</w:t>
-      </w:r>
-    </w:p>
-    <w:p>
-      <w:pPr>
-        <w:rPr/>
-      </w:pPr>
-      <w:r>
-        <w:pict>
-          <v:rect style="width:0.0pt;height:1.5pt" o:hr="t" o:hrstd="t" o:hralign="center" fillcolor="#A0A0A0" stroked="f"/>
-        </w:pict>
-      </w:r>
-      <w:r>
-        <w:rPr>
-          <w:rtl w:val="0"/>
-        </w:rPr>
       </w:r>
     </w:p>
     <w:p>
@@ -2435,8 +2225,8 @@
           <w:szCs w:val="22"/>
         </w:rPr>
       </w:pPr>
-      <w:bookmarkStart w:colFirst="0" w:colLast="0" w:name="_admi4lqspss0" w:id="13"/>
-      <w:bookmarkEnd w:id="13"/>
+      <w:bookmarkStart w:colFirst="0" w:colLast="0" w:name="_admi4lqspss0" w:id="10"/>
+      <w:bookmarkEnd w:id="10"/>
       <w:r>
         <w:rPr>
           <w:b w:val="1"/>
@@ -2596,21 +2386,6 @@
     </w:p>
     <w:p>
       <w:pPr>
-        <w:rPr/>
-      </w:pPr>
-      <w:r>
-        <w:pict>
-          <v:rect style="width:0.0pt;height:1.5pt" o:hr="t" o:hrstd="t" o:hralign="center" fillcolor="#A0A0A0" stroked="f"/>
-        </w:pict>
-      </w:r>
-      <w:r>
-        <w:rPr>
-          <w:rtl w:val="0"/>
-        </w:rPr>
-      </w:r>
-    </w:p>
-    <w:p>
-      <w:pPr>
         <w:pStyle w:val="Heading2"/>
         <w:keepNext w:val="0"/>
         <w:keepLines w:val="0"/>
@@ -2622,8 +2397,8 @@
           <w:szCs w:val="22"/>
         </w:rPr>
       </w:pPr>
-      <w:bookmarkStart w:colFirst="0" w:colLast="0" w:name="_i4rq09tzb491" w:id="14"/>
-      <w:bookmarkEnd w:id="14"/>
+      <w:bookmarkStart w:colFirst="0" w:colLast="0" w:name="_i4rq09tzb491" w:id="11"/>
+      <w:bookmarkEnd w:id="11"/>
       <w:r>
         <w:rPr>
           <w:b w:val="1"/>
@@ -2730,21 +2505,6 @@
     </w:p>
     <w:p>
       <w:pPr>
-        <w:rPr/>
-      </w:pPr>
-      <w:r>
-        <w:pict>
-          <v:rect style="width:0.0pt;height:1.5pt" o:hr="t" o:hrstd="t" o:hralign="center" fillcolor="#A0A0A0" stroked="f"/>
-        </w:pict>
-      </w:r>
-      <w:r>
-        <w:rPr>
-          <w:rtl w:val="0"/>
-        </w:rPr>
-      </w:r>
-    </w:p>
-    <w:p>
-      <w:pPr>
         <w:pStyle w:val="Heading2"/>
         <w:keepNext w:val="0"/>
         <w:keepLines w:val="0"/>
@@ -2756,8 +2516,8 @@
           <w:szCs w:val="22"/>
         </w:rPr>
       </w:pPr>
-      <w:bookmarkStart w:colFirst="0" w:colLast="0" w:name="_fuq5rb1oxqfi" w:id="15"/>
-      <w:bookmarkEnd w:id="15"/>
+      <w:bookmarkStart w:colFirst="0" w:colLast="0" w:name="_fuq5rb1oxqfi" w:id="12"/>
+      <w:bookmarkEnd w:id="12"/>
       <w:r>
         <w:rPr>
           <w:b w:val="1"/>
@@ -2873,21 +2633,6 @@
           <w:rtl w:val="0"/>
         </w:rPr>
         <w:t xml:space="preserve">, lo que incrementa riesgos de contaminación y diarreas.munirabinal.laip+1</w:t>
-      </w:r>
-    </w:p>
-    <w:p>
-      <w:pPr>
-        <w:rPr/>
-      </w:pPr>
-      <w:r>
-        <w:pict>
-          <v:rect style="width:0.0pt;height:1.5pt" o:hr="t" o:hrstd="t" o:hralign="center" fillcolor="#A0A0A0" stroked="f"/>
-        </w:pict>
-      </w:r>
-      <w:r>
-        <w:rPr>
-          <w:rtl w:val="0"/>
-        </w:rPr>
       </w:r>
     </w:p>
     <w:p>
@@ -2903,8 +2648,8 @@
           <w:szCs w:val="22"/>
         </w:rPr>
       </w:pPr>
-      <w:bookmarkStart w:colFirst="0" w:colLast="0" w:name="_u8r37kq3o55s" w:id="16"/>
-      <w:bookmarkEnd w:id="16"/>
+      <w:bookmarkStart w:colFirst="0" w:colLast="0" w:name="_u8r37kq3o55s" w:id="13"/>
+      <w:bookmarkEnd w:id="13"/>
       <w:r>
         <w:rPr>
           <w:b w:val="1"/>
@@ -3057,6 +2802,16 @@
     </w:p>
     <w:p>
       <w:pPr>
+        <w:rPr/>
+      </w:pPr>
+      <w:r>
+        <w:rPr>
+          <w:rtl w:val="0"/>
+        </w:rPr>
+      </w:r>
+    </w:p>
+    <w:p>
+      <w:pPr>
         <w:spacing w:after="240" w:before="240" w:lineRule="auto"/>
         <w:rPr/>
       </w:pPr>
@@ -3064,38 +2819,6 @@
         <w:rPr>
           <w:rtl w:val="0"/>
         </w:rPr>
-        <w:t xml:space="preserve">Si lo deseas, puedo estructurar estos datos en una tabla comparativa con Salamá y San Miguel Chicaj para un análisis territorial de Baja Verapaz.</w:t>
-      </w:r>
-    </w:p>
-    <w:p>
-      <w:pPr>
-        <w:rPr/>
-      </w:pPr>
-      <w:r>
-        <w:rPr>
-          <w:rtl w:val="0"/>
-        </w:rPr>
-      </w:r>
-    </w:p>
-    <w:p>
-      <w:pPr>
-        <w:rPr/>
-      </w:pPr>
-      <w:r>
-        <w:rPr>
-          <w:rtl w:val="0"/>
-        </w:rPr>
-      </w:r>
-    </w:p>
-    <w:p>
-      <w:pPr>
-        <w:spacing w:after="240" w:before="240" w:lineRule="auto"/>
-        <w:rPr/>
-      </w:pPr>
-      <w:r>
-        <w:rPr>
-          <w:rtl w:val="0"/>
-        </w:rPr>
         <w:t xml:space="preserve">El municipio de </w:t>
       </w:r>
       <w:r>
@@ -3141,21 +2864,6 @@
           <w:rtl w:val="0"/>
         </w:rPr>
         <w:t xml:space="preserve">, sus proyecciones y perfiles municipales.sistemas.segeplan.gob+2</w:t>
-      </w:r>
-    </w:p>
-    <w:p>
-      <w:pPr>
-        <w:rPr/>
-      </w:pPr>
-      <w:r>
-        <w:pict>
-          <v:rect style="width:0.0pt;height:1.5pt" o:hr="t" o:hrstd="t" o:hralign="center" fillcolor="#A0A0A0" stroked="f"/>
-        </w:pict>
-      </w:r>
-      <w:r>
-        <w:rPr>
-          <w:rtl w:val="0"/>
-        </w:rPr>
       </w:r>
     </w:p>
     <w:p>
@@ -3171,8 +2879,8 @@
           <w:szCs w:val="34"/>
         </w:rPr>
       </w:pPr>
-      <w:bookmarkStart w:colFirst="0" w:colLast="0" w:name="_uksvp84gb2bp" w:id="17"/>
-      <w:bookmarkEnd w:id="17"/>
+      <w:bookmarkStart w:colFirst="0" w:colLast="0" w:name="_uksvp84gb2bp" w:id="14"/>
+      <w:bookmarkEnd w:id="14"/>
       <w:r>
         <w:rPr>
           <w:b w:val="1"/>
@@ -3404,21 +3112,6 @@
     </w:p>
     <w:p>
       <w:pPr>
-        <w:rPr/>
-      </w:pPr>
-      <w:r>
-        <w:pict>
-          <v:rect style="width:0.0pt;height:1.5pt" o:hr="t" o:hrstd="t" o:hralign="center" fillcolor="#A0A0A0" stroked="f"/>
-        </w:pict>
-      </w:r>
-      <w:r>
-        <w:rPr>
-          <w:rtl w:val="0"/>
-        </w:rPr>
-      </w:r>
-    </w:p>
-    <w:p>
-      <w:pPr>
         <w:pStyle w:val="Heading2"/>
         <w:keepNext w:val="0"/>
         <w:keepLines w:val="0"/>
@@ -3430,8 +3123,8 @@
           <w:szCs w:val="34"/>
         </w:rPr>
       </w:pPr>
-      <w:bookmarkStart w:colFirst="0" w:colLast="0" w:name="_2qayyjj3rkyl" w:id="18"/>
-      <w:bookmarkEnd w:id="18"/>
+      <w:bookmarkStart w:colFirst="0" w:colLast="0" w:name="_2qayyjj3rkyl" w:id="15"/>
+      <w:bookmarkEnd w:id="15"/>
       <w:r>
         <w:rPr>
           <w:b w:val="1"/>
@@ -3691,21 +3384,6 @@
     </w:p>
     <w:p>
       <w:pPr>
-        <w:rPr/>
-      </w:pPr>
-      <w:r>
-        <w:pict>
-          <v:rect style="width:0.0pt;height:1.5pt" o:hr="t" o:hrstd="t" o:hralign="center" fillcolor="#A0A0A0" stroked="f"/>
-        </w:pict>
-      </w:r>
-      <w:r>
-        <w:rPr>
-          <w:rtl w:val="0"/>
-        </w:rPr>
-      </w:r>
-    </w:p>
-    <w:p>
-      <w:pPr>
         <w:pStyle w:val="Heading2"/>
         <w:keepNext w:val="0"/>
         <w:keepLines w:val="0"/>
@@ -3717,8 +3395,8 @@
           <w:szCs w:val="34"/>
         </w:rPr>
       </w:pPr>
-      <w:bookmarkStart w:colFirst="0" w:colLast="0" w:name="_vq6x1ecvj91r" w:id="19"/>
-      <w:bookmarkEnd w:id="19"/>
+      <w:bookmarkStart w:colFirst="0" w:colLast="0" w:name="_vq6x1ecvj91r" w:id="16"/>
+      <w:bookmarkEnd w:id="16"/>
       <w:r>
         <w:rPr>
           <w:b w:val="1"/>
@@ -3818,21 +3496,6 @@
           <w:rtl w:val="0"/>
         </w:rPr>
         <w:t xml:space="preserve"> en comunidades rurales, donde predominan mujeres mayores.sesan+1</w:t>
-      </w:r>
-    </w:p>
-    <w:p>
-      <w:pPr>
-        <w:rPr/>
-      </w:pPr>
-      <w:r>
-        <w:pict>
-          <v:rect style="width:0.0pt;height:1.5pt" o:hr="t" o:hrstd="t" o:hralign="center" fillcolor="#A0A0A0" stroked="f"/>
-        </w:pict>
-      </w:r>
-      <w:r>
-        <w:rPr>
-          <w:rtl w:val="0"/>
-        </w:rPr>
       </w:r>
     </w:p>
     <w:p>
@@ -3848,8 +3511,8 @@
           <w:szCs w:val="34"/>
         </w:rPr>
       </w:pPr>
-      <w:bookmarkStart w:colFirst="0" w:colLast="0" w:name="_6alna4e6fe5k" w:id="20"/>
-      <w:bookmarkEnd w:id="20"/>
+      <w:bookmarkStart w:colFirst="0" w:colLast="0" w:name="_6alna4e6fe5k" w:id="17"/>
+      <w:bookmarkEnd w:id="17"/>
       <w:r>
         <w:rPr>
           <w:b w:val="1"/>
@@ -3949,21 +3612,6 @@
           <w:rtl w:val="0"/>
         </w:rPr>
         <w:t xml:space="preserve">, lo que incrementa riesgos de enfermedades diarreicas.siinsan+1</w:t>
-      </w:r>
-    </w:p>
-    <w:p>
-      <w:pPr>
-        <w:rPr/>
-      </w:pPr>
-      <w:r>
-        <w:pict>
-          <v:rect style="width:0.0pt;height:1.5pt" o:hr="t" o:hrstd="t" o:hralign="center" fillcolor="#A0A0A0" stroked="f"/>
-        </w:pict>
-      </w:r>
-      <w:r>
-        <w:rPr>
-          <w:rtl w:val="0"/>
-        </w:rPr>
       </w:r>
     </w:p>
     <w:p>
@@ -3979,8 +3627,8 @@
           <w:szCs w:val="34"/>
         </w:rPr>
       </w:pPr>
-      <w:bookmarkStart w:colFirst="0" w:colLast="0" w:name="_vlpuad2ao63e" w:id="21"/>
-      <w:bookmarkEnd w:id="21"/>
+      <w:bookmarkStart w:colFirst="0" w:colLast="0" w:name="_vlpuad2ao63e" w:id="18"/>
+      <w:bookmarkEnd w:id="18"/>
       <w:r>
         <w:rPr>
           <w:b w:val="1"/>
@@ -4188,42 +3836,18 @@
     </w:p>
     <w:p>
       <w:pPr>
+        <w:rPr/>
+      </w:pPr>
+      <w:r>
+        <w:rPr>
+          <w:rtl w:val="0"/>
+        </w:rPr>
+      </w:r>
+    </w:p>
+    <w:p>
+      <w:pPr>
         <w:spacing w:after="240" w:before="240" w:lineRule="auto"/>
         <w:rPr/>
-      </w:pPr>
-      <w:r>
-        <w:rPr>
-          <w:rtl w:val="0"/>
-        </w:rPr>
-        <w:t xml:space="preserve">Si te interesa, puedo organizar estos datos en una tabla comparativa entre Cubulco, Rabinal, San Miguel Chicaj y Salamá para un análisis territorial de Baja Verapaz.</w:t>
-      </w:r>
-    </w:p>
-    <w:p>
-      <w:pPr>
-        <w:rPr/>
-      </w:pPr>
-      <w:r>
-        <w:rPr>
-          <w:rtl w:val="0"/>
-        </w:rPr>
-      </w:r>
-    </w:p>
-    <w:p>
-      <w:pPr>
-        <w:rPr/>
-      </w:pPr>
-      <w:r>
-        <w:rPr>
-          <w:rtl w:val="0"/>
-        </w:rPr>
-      </w:r>
-    </w:p>
-    <w:p>
-      <w:pPr>
-        <w:spacing w:after="240" w:before="240" w:lineRule="auto"/>
-        <w:rPr>
-          <w:highlight w:val="white"/>
-        </w:rPr>
       </w:pPr>
       <w:r>
         <w:rPr>
@@ -4274,16 +3898,6 @@
           <w:rtl w:val="0"/>
         </w:rPr>
         <w:t xml:space="preserve">, en la región central de Guatemala. Es un municipio eminentemente rural, con una estructura demográfica relativamente dispersa y marcado por retos de acceso a servicios básicos y educación. A continuación se sintetizan los principales indicadores disponibles, basados en perfiles municipales, informes institucionales y datos genéricos de familias genealógicas.ecured+2</w:t>
-      </w:r>
-    </w:p>
-    <w:p>
-      <w:pPr>
-        <w:rPr/>
-      </w:pPr>
-      <w:r>
-        <w:pict>
-          <v:rect style="width:0.0pt;height:1.5pt" o:hr="t" o:hrstd="t" o:hralign="center" fillcolor="#A0A0A0" stroked="f"/>
-        </w:pict>
       </w:r>
       <w:r>
         <w:rPr>
@@ -4304,8 +3918,8 @@
           <w:szCs w:val="34"/>
         </w:rPr>
       </w:pPr>
-      <w:bookmarkStart w:colFirst="0" w:colLast="0" w:name="_xcc8vqyafwt" w:id="22"/>
-      <w:bookmarkEnd w:id="22"/>
+      <w:bookmarkStart w:colFirst="0" w:colLast="0" w:name="_xcc8vqyafwt" w:id="19"/>
+      <w:bookmarkEnd w:id="19"/>
       <w:r>
         <w:rPr>
           <w:b w:val="1"/>
@@ -4457,21 +4071,6 @@
           <w:rtl w:val="0"/>
         </w:rPr>
         <w:t xml:space="preserve">, lo que lo sitúa como un municipio de baja densidad comparado con otros de Baja Verapaz.munigranados.laip+1</w:t>
-      </w:r>
-    </w:p>
-    <w:p>
-      <w:pPr>
-        <w:rPr/>
-      </w:pPr>
-      <w:r>
-        <w:pict>
-          <v:rect style="width:0.0pt;height:1.5pt" o:hr="t" o:hrstd="t" o:hralign="center" fillcolor="#A0A0A0" stroked="f"/>
-        </w:pict>
-      </w:r>
-      <w:r>
-        <w:rPr>
-          <w:rtl w:val="0"/>
-        </w:rPr>
       </w:r>
     </w:p>
     <w:p>
@@ -4487,8 +4086,8 @@
           <w:szCs w:val="34"/>
         </w:rPr>
       </w:pPr>
-      <w:bookmarkStart w:colFirst="0" w:colLast="0" w:name="_ck87hqqmt686" w:id="23"/>
-      <w:bookmarkEnd w:id="23"/>
+      <w:bookmarkStart w:colFirst="0" w:colLast="0" w:name="_ck87hqqmt686" w:id="20"/>
+      <w:bookmarkEnd w:id="20"/>
       <w:r>
         <w:rPr>
           <w:b w:val="1"/>
@@ -4631,21 +4230,6 @@
     </w:p>
     <w:p>
       <w:pPr>
-        <w:rPr/>
-      </w:pPr>
-      <w:r>
-        <w:pict>
-          <v:rect style="width:0.0pt;height:1.5pt" o:hr="t" o:hrstd="t" o:hralign="center" fillcolor="#A0A0A0" stroked="f"/>
-        </w:pict>
-      </w:r>
-      <w:r>
-        <w:rPr>
-          <w:rtl w:val="0"/>
-        </w:rPr>
-      </w:r>
-    </w:p>
-    <w:p>
-      <w:pPr>
         <w:pStyle w:val="Heading2"/>
         <w:keepNext w:val="0"/>
         <w:keepLines w:val="0"/>
@@ -4657,8 +4241,8 @@
           <w:szCs w:val="34"/>
         </w:rPr>
       </w:pPr>
-      <w:bookmarkStart w:colFirst="0" w:colLast="0" w:name="_5d71ipr60fkr" w:id="24"/>
-      <w:bookmarkEnd w:id="24"/>
+      <w:bookmarkStart w:colFirst="0" w:colLast="0" w:name="_5d71ipr60fkr" w:id="21"/>
+      <w:bookmarkEnd w:id="21"/>
       <w:r>
         <w:rPr>
           <w:b w:val="1"/>
@@ -4758,21 +4342,6 @@
           <w:rtl w:val="0"/>
         </w:rPr>
         <w:t xml:space="preserve">.estadistica.mineduc+1</w:t>
-      </w:r>
-    </w:p>
-    <w:p>
-      <w:pPr>
-        <w:rPr/>
-      </w:pPr>
-      <w:r>
-        <w:pict>
-          <v:rect style="width:0.0pt;height:1.5pt" o:hr="t" o:hrstd="t" o:hralign="center" fillcolor="#A0A0A0" stroked="f"/>
-        </w:pict>
-      </w:r>
-      <w:r>
-        <w:rPr>
-          <w:rtl w:val="0"/>
-        </w:rPr>
       </w:r>
     </w:p>
     <w:p>
@@ -4788,8 +4357,8 @@
           <w:szCs w:val="34"/>
         </w:rPr>
       </w:pPr>
-      <w:bookmarkStart w:colFirst="0" w:colLast="0" w:name="_kbxtyy8bq9am" w:id="25"/>
-      <w:bookmarkEnd w:id="25"/>
+      <w:bookmarkStart w:colFirst="0" w:colLast="0" w:name="_kbxtyy8bq9am" w:id="22"/>
+      <w:bookmarkEnd w:id="22"/>
       <w:r>
         <w:rPr>
           <w:b w:val="1"/>
@@ -4889,21 +4458,6 @@
           <w:rtl w:val="0"/>
         </w:rPr>
         <w:t xml:space="preserve">, lo que incrementa riesgos de contaminación y enfermedades diarreicas.gobernacionaltaverapaz+1</w:t>
-      </w:r>
-    </w:p>
-    <w:p>
-      <w:pPr>
-        <w:rPr/>
-      </w:pPr>
-      <w:r>
-        <w:pict>
-          <v:rect style="width:0.0pt;height:1.5pt" o:hr="t" o:hrstd="t" o:hralign="center" fillcolor="#A0A0A0" stroked="f"/>
-        </w:pict>
-      </w:r>
-      <w:r>
-        <w:rPr>
-          <w:rtl w:val="0"/>
-        </w:rPr>
       </w:r>
     </w:p>
     <w:p>
@@ -4919,8 +4473,8 @@
           <w:szCs w:val="34"/>
         </w:rPr>
       </w:pPr>
-      <w:bookmarkStart w:colFirst="0" w:colLast="0" w:name="_jwwvtg9ls1r9" w:id="26"/>
-      <w:bookmarkEnd w:id="26"/>
+      <w:bookmarkStart w:colFirst="0" w:colLast="0" w:name="_jwwvtg9ls1r9" w:id="23"/>
+      <w:bookmarkEnd w:id="23"/>
       <w:r>
         <w:rPr>
           <w:b w:val="1"/>
@@ -5040,6 +4594,16 @@
     </w:p>
     <w:p>
       <w:pPr>
+        <w:rPr/>
+      </w:pPr>
+      <w:r>
+        <w:rPr>
+          <w:rtl w:val="0"/>
+        </w:rPr>
+      </w:r>
+    </w:p>
+    <w:p>
+      <w:pPr>
         <w:spacing w:after="240" w:before="240" w:lineRule="auto"/>
         <w:rPr/>
       </w:pPr>
@@ -5047,28 +4611,6 @@
         <w:rPr>
           <w:rtl w:val="0"/>
         </w:rPr>
-        <w:t xml:space="preserve">Si lo deseas, puedo ayudarte a integrar estos datos con los de Salamá, Rabinal, San Miguel Chicaj y Cubulco en una tabla comparativa para un análisis territorial de Baja Verapaz.</w:t>
-      </w:r>
-    </w:p>
-    <w:p>
-      <w:pPr>
-        <w:rPr/>
-      </w:pPr>
-      <w:r>
-        <w:rPr>
-          <w:rtl w:val="0"/>
-        </w:rPr>
-      </w:r>
-    </w:p>
-    <w:p>
-      <w:pPr>
-        <w:spacing w:after="240" w:before="240" w:lineRule="auto"/>
-        <w:rPr/>
-      </w:pPr>
-      <w:r>
-        <w:rPr>
-          <w:rtl w:val="0"/>
-        </w:rPr>
         <w:t xml:space="preserve">El municipio de </w:t>
       </w:r>
       <w:r>
@@ -5098,21 +4640,6 @@
           <w:rtl w:val="0"/>
         </w:rPr>
         <w:t xml:space="preserve">, en la región central de Guatemala. Es un municipio eminentemente rural, con una estructura demográfica relativamente dispersa y marcado por retos de acceso a servicios básicos y educación. A continuación se sintetizan los principales indicadores disponibles, basados en perfiles municipales, informes institucionales y datos genéricos de familias genealógicas.ecured+2</w:t>
-      </w:r>
-    </w:p>
-    <w:p>
-      <w:pPr>
-        <w:rPr/>
-      </w:pPr>
-      <w:r>
-        <w:pict>
-          <v:rect style="width:0.0pt;height:1.5pt" o:hr="t" o:hrstd="t" o:hralign="center" fillcolor="#A0A0A0" stroked="f"/>
-        </w:pict>
-      </w:r>
-      <w:r>
-        <w:rPr>
-          <w:rtl w:val="0"/>
-        </w:rPr>
       </w:r>
     </w:p>
     <w:p>
@@ -5128,8 +4655,8 @@
           <w:szCs w:val="34"/>
         </w:rPr>
       </w:pPr>
-      <w:bookmarkStart w:colFirst="0" w:colLast="0" w:name="_f3akfzfejtna" w:id="27"/>
-      <w:bookmarkEnd w:id="27"/>
+      <w:bookmarkStart w:colFirst="0" w:colLast="0" w:name="_f3akfzfejtna" w:id="24"/>
+      <w:bookmarkEnd w:id="24"/>
       <w:r>
         <w:rPr>
           <w:b w:val="1"/>
@@ -5281,21 +4808,6 @@
           <w:rtl w:val="0"/>
         </w:rPr>
         <w:t xml:space="preserve">, lo que lo sitúa como un municipio de baja densidad comparado con otros de Baja Verapaz.munigranados.laip+1</w:t>
-      </w:r>
-    </w:p>
-    <w:p>
-      <w:pPr>
-        <w:rPr/>
-      </w:pPr>
-      <w:r>
-        <w:pict>
-          <v:rect style="width:0.0pt;height:1.5pt" o:hr="t" o:hrstd="t" o:hralign="center" fillcolor="#A0A0A0" stroked="f"/>
-        </w:pict>
-      </w:r>
-      <w:r>
-        <w:rPr>
-          <w:rtl w:val="0"/>
-        </w:rPr>
       </w:r>
     </w:p>
     <w:p>
@@ -5311,8 +4823,8 @@
           <w:szCs w:val="34"/>
         </w:rPr>
       </w:pPr>
-      <w:bookmarkStart w:colFirst="0" w:colLast="0" w:name="_huxjbcrcgrj3" w:id="28"/>
-      <w:bookmarkEnd w:id="28"/>
+      <w:bookmarkStart w:colFirst="0" w:colLast="0" w:name="_huxjbcrcgrj3" w:id="25"/>
+      <w:bookmarkEnd w:id="25"/>
       <w:r>
         <w:rPr>
           <w:b w:val="1"/>
@@ -5455,21 +4967,6 @@
     </w:p>
     <w:p>
       <w:pPr>
-        <w:rPr/>
-      </w:pPr>
-      <w:r>
-        <w:pict>
-          <v:rect style="width:0.0pt;height:1.5pt" o:hr="t" o:hrstd="t" o:hralign="center" fillcolor="#A0A0A0" stroked="f"/>
-        </w:pict>
-      </w:r>
-      <w:r>
-        <w:rPr>
-          <w:rtl w:val="0"/>
-        </w:rPr>
-      </w:r>
-    </w:p>
-    <w:p>
-      <w:pPr>
         <w:pStyle w:val="Heading2"/>
         <w:keepNext w:val="0"/>
         <w:keepLines w:val="0"/>
@@ -5481,8 +4978,8 @@
           <w:szCs w:val="34"/>
         </w:rPr>
       </w:pPr>
-      <w:bookmarkStart w:colFirst="0" w:colLast="0" w:name="_16n2pgnswhay" w:id="29"/>
-      <w:bookmarkEnd w:id="29"/>
+      <w:bookmarkStart w:colFirst="0" w:colLast="0" w:name="_16n2pgnswhay" w:id="26"/>
+      <w:bookmarkEnd w:id="26"/>
       <w:r>
         <w:rPr>
           <w:b w:val="1"/>
@@ -5582,21 +5079,6 @@
           <w:rtl w:val="0"/>
         </w:rPr>
         <w:t xml:space="preserve">.estadistica.mineduc+1</w:t>
-      </w:r>
-    </w:p>
-    <w:p>
-      <w:pPr>
-        <w:rPr/>
-      </w:pPr>
-      <w:r>
-        <w:pict>
-          <v:rect style="width:0.0pt;height:1.5pt" o:hr="t" o:hrstd="t" o:hralign="center" fillcolor="#A0A0A0" stroked="f"/>
-        </w:pict>
-      </w:r>
-      <w:r>
-        <w:rPr>
-          <w:rtl w:val="0"/>
-        </w:rPr>
       </w:r>
     </w:p>
     <w:p>
@@ -5612,8 +5094,8 @@
           <w:szCs w:val="34"/>
         </w:rPr>
       </w:pPr>
-      <w:bookmarkStart w:colFirst="0" w:colLast="0" w:name="_432qhjha7eyg" w:id="30"/>
-      <w:bookmarkEnd w:id="30"/>
+      <w:bookmarkStart w:colFirst="0" w:colLast="0" w:name="_432qhjha7eyg" w:id="27"/>
+      <w:bookmarkEnd w:id="27"/>
       <w:r>
         <w:rPr>
           <w:b w:val="1"/>
@@ -5713,21 +5195,6 @@
           <w:rtl w:val="0"/>
         </w:rPr>
         <w:t xml:space="preserve">, lo que incrementa riesgos de contaminación y enfermedades diarreicas.gobernacionaltaverapaz+1</w:t>
-      </w:r>
-    </w:p>
-    <w:p>
-      <w:pPr>
-        <w:rPr/>
-      </w:pPr>
-      <w:r>
-        <w:pict>
-          <v:rect style="width:0.0pt;height:1.5pt" o:hr="t" o:hrstd="t" o:hralign="center" fillcolor="#A0A0A0" stroked="f"/>
-        </w:pict>
-      </w:r>
-      <w:r>
-        <w:rPr>
-          <w:rtl w:val="0"/>
-        </w:rPr>
       </w:r>
     </w:p>
     <w:p>
@@ -5743,8 +5210,8 @@
           <w:szCs w:val="34"/>
         </w:rPr>
       </w:pPr>
-      <w:bookmarkStart w:colFirst="0" w:colLast="0" w:name="_tgsjps541wme" w:id="31"/>
-      <w:bookmarkEnd w:id="31"/>
+      <w:bookmarkStart w:colFirst="0" w:colLast="0" w:name="_tgsjps541wme" w:id="28"/>
+      <w:bookmarkEnd w:id="28"/>
       <w:r>
         <w:rPr>
           <w:b w:val="1"/>
@@ -5871,48 +5338,6 @@
         <w:rPr>
           <w:rtl w:val="0"/>
         </w:rPr>
-        <w:t xml:space="preserve">Si lo deseas, puedo ayudarte a integrar estos datos con los de Salamá, Rabinal, San Miguel Chicaj y Cubulco en una tabla comparativa para un análisis territorial de Baja Verapaz.</w:t>
-      </w:r>
-    </w:p>
-    <w:p>
-      <w:pPr>
-        <w:rPr/>
-      </w:pPr>
-      <w:r>
-        <w:rPr>
-          <w:rtl w:val="0"/>
-        </w:rPr>
-      </w:r>
-    </w:p>
-    <w:p>
-      <w:pPr>
-        <w:rPr/>
-      </w:pPr>
-      <w:r>
-        <w:rPr>
-          <w:rtl w:val="0"/>
-        </w:rPr>
-      </w:r>
-    </w:p>
-    <w:p>
-      <w:pPr>
-        <w:rPr/>
-      </w:pPr>
-      <w:r>
-        <w:rPr>
-          <w:rtl w:val="0"/>
-        </w:rPr>
-      </w:r>
-    </w:p>
-    <w:p>
-      <w:pPr>
-        <w:spacing w:after="240" w:before="240" w:lineRule="auto"/>
-        <w:rPr/>
-      </w:pPr>
-      <w:r>
-        <w:rPr>
-          <w:rtl w:val="0"/>
-        </w:rPr>
         <w:t xml:space="preserve">El municipio de</w:t>
       </w:r>
       <w:r>
@@ -5960,21 +5385,6 @@
           <w:rtl w:val="0"/>
         </w:rPr>
         <w:t xml:space="preserve">, en el centro‑norte de Guatemala, y es uno de los municipios más antiguos de la región, con una población mayoritariamente rural, de origen indígena Chol‑Q’eqchi’, y marcada dependencia de actividades agrícolas. A continuación se sintetizan los indicadores principales basados en censos, perfiles municipales y fuentes oficiales.ecured+2</w:t>
-      </w:r>
-    </w:p>
-    <w:p>
-      <w:pPr>
-        <w:rPr/>
-      </w:pPr>
-      <w:r>
-        <w:pict>
-          <v:rect style="width:0.0pt;height:1.5pt" o:hr="t" o:hrstd="t" o:hralign="center" fillcolor="#A0A0A0" stroked="f"/>
-        </w:pict>
-      </w:r>
-      <w:r>
-        <w:rPr>
-          <w:rtl w:val="0"/>
-        </w:rPr>
       </w:r>
     </w:p>
     <w:p>
@@ -5990,29 +5400,8 @@
           <w:szCs w:val="34"/>
         </w:rPr>
       </w:pPr>
-      <w:bookmarkStart w:colFirst="0" w:colLast="0" w:name="_e5nly0rs0zho" w:id="32"/>
-      <w:bookmarkEnd w:id="32"/>
-      <w:r>
-        <w:rPr>
-          <w:rtl w:val="0"/>
-        </w:rPr>
-      </w:r>
-    </w:p>
-    <w:p>
-      <w:pPr>
-        <w:pStyle w:val="Heading2"/>
-        <w:keepNext w:val="0"/>
-        <w:keepLines w:val="0"/>
-        <w:spacing w:after="80" w:lineRule="auto"/>
-        <w:rPr>
-          <w:b w:val="1"/>
-          <w:bCs w:val="1"/>
-          <w:sz w:val="34"/>
-          <w:szCs w:val="34"/>
-        </w:rPr>
-      </w:pPr>
-      <w:bookmarkStart w:colFirst="0" w:colLast="0" w:name="_cny1zjcadjz" w:id="33"/>
-      <w:bookmarkEnd w:id="33"/>
+      <w:bookmarkStart w:colFirst="0" w:colLast="0" w:name="_cny1zjcadjz" w:id="29"/>
+      <w:bookmarkEnd w:id="29"/>
       <w:r>
         <w:rPr>
           <w:b w:val="1"/>
@@ -6171,21 +5560,6 @@
     </w:p>
     <w:p>
       <w:pPr>
-        <w:rPr/>
-      </w:pPr>
-      <w:r>
-        <w:pict>
-          <v:rect style="width:0.0pt;height:1.5pt" o:hr="t" o:hrstd="t" o:hralign="center" fillcolor="#A0A0A0" stroked="f"/>
-        </w:pict>
-      </w:r>
-      <w:r>
-        <w:rPr>
-          <w:rtl w:val="0"/>
-        </w:rPr>
-      </w:r>
-    </w:p>
-    <w:p>
-      <w:pPr>
         <w:pStyle w:val="Heading2"/>
         <w:keepNext w:val="0"/>
         <w:keepLines w:val="0"/>
@@ -6197,8 +5571,8 @@
           <w:szCs w:val="34"/>
         </w:rPr>
       </w:pPr>
-      <w:bookmarkStart w:colFirst="0" w:colLast="0" w:name="_2dxqg18z5ux5" w:id="34"/>
-      <w:bookmarkEnd w:id="34"/>
+      <w:bookmarkStart w:colFirst="0" w:colLast="0" w:name="_2dxqg18z5ux5" w:id="30"/>
+      <w:bookmarkEnd w:id="30"/>
       <w:r>
         <w:rPr>
           <w:b w:val="1"/>
@@ -6343,21 +5717,6 @@
     </w:p>
     <w:p>
       <w:pPr>
-        <w:rPr/>
-      </w:pPr>
-      <w:r>
-        <w:pict>
-          <v:rect style="width:0.0pt;height:1.5pt" o:hr="t" o:hrstd="t" o:hralign="center" fillcolor="#A0A0A0" stroked="f"/>
-        </w:pict>
-      </w:r>
-      <w:r>
-        <w:rPr>
-          <w:rtl w:val="0"/>
-        </w:rPr>
-      </w:r>
-    </w:p>
-    <w:p>
-      <w:pPr>
         <w:pStyle w:val="Heading2"/>
         <w:keepNext w:val="0"/>
         <w:keepLines w:val="0"/>
@@ -6369,8 +5728,8 @@
           <w:szCs w:val="34"/>
         </w:rPr>
       </w:pPr>
-      <w:bookmarkStart w:colFirst="0" w:colLast="0" w:name="_fqi9cmq3zc3j" w:id="35"/>
-      <w:bookmarkEnd w:id="35"/>
+      <w:bookmarkStart w:colFirst="0" w:colLast="0" w:name="_fqi9cmq3zc3j" w:id="31"/>
+      <w:bookmarkEnd w:id="31"/>
       <w:r>
         <w:rPr>
           <w:b w:val="1"/>
@@ -6489,21 +5848,6 @@
     </w:p>
     <w:p>
       <w:pPr>
-        <w:rPr/>
-      </w:pPr>
-      <w:r>
-        <w:pict>
-          <v:rect style="width:0.0pt;height:1.5pt" o:hr="t" o:hrstd="t" o:hralign="center" fillcolor="#A0A0A0" stroked="f"/>
-        </w:pict>
-      </w:r>
-      <w:r>
-        <w:rPr>
-          <w:rtl w:val="0"/>
-        </w:rPr>
-      </w:r>
-    </w:p>
-    <w:p>
-      <w:pPr>
         <w:pStyle w:val="Heading2"/>
         <w:keepNext w:val="0"/>
         <w:keepLines w:val="0"/>
@@ -6515,8 +5859,8 @@
           <w:szCs w:val="34"/>
         </w:rPr>
       </w:pPr>
-      <w:bookmarkStart w:colFirst="0" w:colLast="0" w:name="_nlr9qozff2kh" w:id="36"/>
-      <w:bookmarkEnd w:id="36"/>
+      <w:bookmarkStart w:colFirst="0" w:colLast="0" w:name="_nlr9qozff2kh" w:id="32"/>
+      <w:bookmarkEnd w:id="32"/>
       <w:r>
         <w:rPr>
           <w:b w:val="1"/>
@@ -6621,21 +5965,6 @@
     </w:p>
     <w:p>
       <w:pPr>
-        <w:rPr/>
-      </w:pPr>
-      <w:r>
-        <w:pict>
-          <v:rect style="width:0.0pt;height:1.5pt" o:hr="t" o:hrstd="t" o:hralign="center" fillcolor="#A0A0A0" stroked="f"/>
-        </w:pict>
-      </w:r>
-      <w:r>
-        <w:rPr>
-          <w:rtl w:val="0"/>
-        </w:rPr>
-      </w:r>
-    </w:p>
-    <w:p>
-      <w:pPr>
         <w:pStyle w:val="Heading2"/>
         <w:keepNext w:val="0"/>
         <w:keepLines w:val="0"/>
@@ -6647,8 +5976,8 @@
           <w:szCs w:val="34"/>
         </w:rPr>
       </w:pPr>
-      <w:bookmarkStart w:colFirst="0" w:colLast="0" w:name="_yxqh2rlbyp3j" w:id="37"/>
-      <w:bookmarkEnd w:id="37"/>
+      <w:bookmarkStart w:colFirst="0" w:colLast="0" w:name="_yxqh2rlbyp3j" w:id="33"/>
+      <w:bookmarkEnd w:id="33"/>
       <w:r>
         <w:rPr>
           <w:b w:val="1"/>
@@ -6825,22 +6154,6 @@
           <w:rtl w:val="0"/>
         </w:rPr>
         <w:t xml:space="preserve">, en la región central de Guatemala, y se caracteriza por una población rural dispersa, con una estructura demográfica joven y una economía basada en la agricultura. A continuación se presentan los indicadores principales, basados en el Censo 2002, perfiles municipales recientes y fuentes municipales.ecured+2</w:t>
-      </w:r>
-    </w:p>
-    <w:p>
-      <w:pPr>
-        <w:spacing w:after="240" w:before="240" w:lineRule="auto"/>
-        <w:rPr/>
-      </w:pPr>
-      <w:r>
-        <w:pict>
-          <v:rect style="width:0.0pt;height:1.5pt" o:hr="t" o:hrstd="t" o:hralign="center" fillcolor="#A0A0A0" stroked="f"/>
-        </w:pict>
-      </w:r>
-      <w:r>
-        <w:rPr>
-          <w:rtl w:val="0"/>
-        </w:rPr>
       </w:r>
     </w:p>
     <w:p>
@@ -6856,8 +6169,8 @@
           <w:szCs w:val="34"/>
         </w:rPr>
       </w:pPr>
-      <w:bookmarkStart w:colFirst="0" w:colLast="0" w:name="_mhwws13fjg1s" w:id="38"/>
-      <w:bookmarkEnd w:id="38"/>
+      <w:bookmarkStart w:colFirst="0" w:colLast="0" w:name="_mhwws13fjg1s" w:id="34"/>
+      <w:bookmarkEnd w:id="34"/>
       <w:r>
         <w:rPr>
           <w:b w:val="1"/>
@@ -7043,22 +6356,6 @@
           <w:rtl w:val="0"/>
         </w:rPr>
         <w:t xml:space="preserve">.ecured+1</w:t>
-      </w:r>
-    </w:p>
-    <w:p>
-      <w:pPr>
-        <w:spacing w:after="240" w:before="240" w:lineRule="auto"/>
-        <w:rPr/>
-      </w:pPr>
-      <w:r>
-        <w:pict>
-          <v:rect style="width:0.0pt;height:1.5pt" o:hr="t" o:hrstd="t" o:hralign="center" fillcolor="#A0A0A0" stroked="f"/>
-        </w:pict>
-      </w:r>
-      <w:r>
-        <w:rPr>
-          <w:rtl w:val="0"/>
-        </w:rPr>
       </w:r>
     </w:p>
     <w:p>
@@ -7074,8 +6371,8 @@
           <w:szCs w:val="34"/>
         </w:rPr>
       </w:pPr>
-      <w:bookmarkStart w:colFirst="0" w:colLast="0" w:name="_wp2l6oxohsgk" w:id="39"/>
-      <w:bookmarkEnd w:id="39"/>
+      <w:bookmarkStart w:colFirst="0" w:colLast="0" w:name="_wp2l6oxohsgk" w:id="35"/>
+      <w:bookmarkEnd w:id="35"/>
       <w:r>
         <w:rPr>
           <w:b w:val="1"/>
@@ -7231,22 +6528,6 @@
           <w:rtl w:val="0"/>
         </w:rPr>
         <w:t xml:space="preserve">, aunque no se reporta un porcentaje específico.labmunicipal.redciudadana+1</w:t>
-      </w:r>
-    </w:p>
-    <w:p>
-      <w:pPr>
-        <w:spacing w:after="240" w:before="240" w:lineRule="auto"/>
-        <w:rPr/>
-      </w:pPr>
-      <w:r>
-        <w:pict>
-          <v:rect style="width:0.0pt;height:1.5pt" o:hr="t" o:hrstd="t" o:hralign="center" fillcolor="#A0A0A0" stroked="f"/>
-        </w:pict>
-      </w:r>
-      <w:r>
-        <w:rPr>
-          <w:rtl w:val="0"/>
-        </w:rPr>
       </w:r>
     </w:p>
     <w:p>
@@ -7262,8 +6543,8 @@
           <w:szCs w:val="34"/>
         </w:rPr>
       </w:pPr>
-      <w:bookmarkStart w:colFirst="0" w:colLast="0" w:name="_1mx3rd66nnoy" w:id="40"/>
-      <w:bookmarkEnd w:id="40"/>
+      <w:bookmarkStart w:colFirst="0" w:colLast="0" w:name="_1mx3rd66nnoy" w:id="36"/>
+      <w:bookmarkEnd w:id="36"/>
       <w:r>
         <w:rPr>
           <w:b w:val="1"/>
@@ -7382,22 +6663,6 @@
     </w:p>
     <w:p>
       <w:pPr>
-        <w:spacing w:after="240" w:before="240" w:lineRule="auto"/>
-        <w:rPr/>
-      </w:pPr>
-      <w:r>
-        <w:pict>
-          <v:rect style="width:0.0pt;height:1.5pt" o:hr="t" o:hrstd="t" o:hralign="center" fillcolor="#A0A0A0" stroked="f"/>
-        </w:pict>
-      </w:r>
-      <w:r>
-        <w:rPr>
-          <w:rtl w:val="0"/>
-        </w:rPr>
-      </w:r>
-    </w:p>
-    <w:p>
-      <w:pPr>
         <w:pStyle w:val="Heading2"/>
         <w:keepNext w:val="0"/>
         <w:keepLines w:val="0"/>
@@ -7409,8 +6674,8 @@
           <w:szCs w:val="34"/>
         </w:rPr>
       </w:pPr>
-      <w:bookmarkStart w:colFirst="0" w:colLast="0" w:name="_qq8xg5c75vhm" w:id="41"/>
-      <w:bookmarkEnd w:id="41"/>
+      <w:bookmarkStart w:colFirst="0" w:colLast="0" w:name="_qq8xg5c75vhm" w:id="37"/>
+      <w:bookmarkEnd w:id="37"/>
       <w:r>
         <w:rPr>
           <w:b w:val="1"/>
@@ -7510,22 +6775,6 @@
           <w:rtl w:val="0"/>
         </w:rPr>
         <w:t xml:space="preserve">, con riesgos de enfermedades diarreicas.labmunicipal.redciudadana+1</w:t>
-      </w:r>
-    </w:p>
-    <w:p>
-      <w:pPr>
-        <w:spacing w:after="240" w:before="240" w:lineRule="auto"/>
-        <w:rPr/>
-      </w:pPr>
-      <w:r>
-        <w:pict>
-          <v:rect style="width:0.0pt;height:1.5pt" o:hr="t" o:hrstd="t" o:hralign="center" fillcolor="#A0A0A0" stroked="f"/>
-        </w:pict>
-      </w:r>
-      <w:r>
-        <w:rPr>
-          <w:rtl w:val="0"/>
-        </w:rPr>
       </w:r>
     </w:p>
     <w:p>
@@ -7541,8 +6790,8 @@
           <w:szCs w:val="34"/>
         </w:rPr>
       </w:pPr>
-      <w:bookmarkStart w:colFirst="0" w:colLast="0" w:name="_v43se3sc2kv0" w:id="42"/>
-      <w:bookmarkEnd w:id="42"/>
+      <w:bookmarkStart w:colFirst="0" w:colLast="0" w:name="_v43se3sc2kv0" w:id="38"/>
+      <w:bookmarkEnd w:id="38"/>
       <w:r>
         <w:rPr>
           <w:b w:val="1"/>
@@ -7684,40 +6933,6 @@
         <w:rPr>
           <w:rtl w:val="0"/>
         </w:rPr>
-      </w:r>
-    </w:p>
-    <w:p>
-      <w:pPr>
-        <w:spacing w:after="240" w:before="240" w:lineRule="auto"/>
-        <w:rPr/>
-      </w:pPr>
-      <w:r>
-        <w:rPr>
-          <w:rtl w:val="0"/>
-        </w:rPr>
-      </w:r>
-    </w:p>
-    <w:p>
-      <w:pPr>
-        <w:spacing w:after="240" w:before="240" w:lineRule="auto"/>
-        <w:rPr/>
-      </w:pPr>
-      <w:r>
-        <w:rPr>
-          <w:rtl w:val="0"/>
-        </w:rPr>
-        <w:t xml:space="preserve">.</w:t>
-      </w:r>
-    </w:p>
-    <w:p>
-      <w:pPr>
-        <w:spacing w:after="240" w:before="240" w:lineRule="auto"/>
-        <w:rPr/>
-      </w:pPr>
-      <w:r>
-        <w:rPr>
-          <w:rtl w:val="0"/>
-        </w:rPr>
         <w:t xml:space="preserve">El municipio de</w:t>
       </w:r>
       <w:r>
@@ -7765,21 +6980,6 @@
           <w:rtl w:val="0"/>
         </w:rPr>
         <w:t xml:space="preserve">, en el extremo oriental del departamento, y se caracteriza por una población rural dispersa, mayoritariamente indígena Q’eqchi’ y Poqom, con altos niveles de pobreza y dificultades para cubrir necesidades básicas de infraestructura y servicios. A continuación se presentan sus principales indicadores, basados en el Censo 2002, proyecciones del INE, perfiles municipales de SEGEPLAN y fuentes municipales.ecured+2</w:t>
-      </w:r>
-    </w:p>
-    <w:p>
-      <w:pPr>
-        <w:rPr/>
-      </w:pPr>
-      <w:r>
-        <w:pict>
-          <v:rect style="width:0.0pt;height:1.5pt" o:hr="t" o:hrstd="t" o:hralign="center" fillcolor="#A0A0A0" stroked="f"/>
-        </w:pict>
-      </w:r>
-      <w:r>
-        <w:rPr>
-          <w:rtl w:val="0"/>
-        </w:rPr>
       </w:r>
     </w:p>
     <w:p>
@@ -7795,8 +6995,8 @@
           <w:szCs w:val="34"/>
         </w:rPr>
       </w:pPr>
-      <w:bookmarkStart w:colFirst="0" w:colLast="0" w:name="_wdktt9lfijcm" w:id="43"/>
-      <w:bookmarkEnd w:id="43"/>
+      <w:bookmarkStart w:colFirst="0" w:colLast="0" w:name="_wdktt9lfijcm" w:id="39"/>
+      <w:bookmarkEnd w:id="39"/>
       <w:r>
         <w:rPr>
           <w:b w:val="1"/>
@@ -8015,21 +7215,6 @@
     </w:p>
     <w:p>
       <w:pPr>
-        <w:rPr/>
-      </w:pPr>
-      <w:r>
-        <w:pict>
-          <v:rect style="width:0.0pt;height:1.5pt" o:hr="t" o:hrstd="t" o:hralign="center" fillcolor="#A0A0A0" stroked="f"/>
-        </w:pict>
-      </w:r>
-      <w:r>
-        <w:rPr>
-          <w:rtl w:val="0"/>
-        </w:rPr>
-      </w:r>
-    </w:p>
-    <w:p>
-      <w:pPr>
         <w:pStyle w:val="Heading2"/>
         <w:keepNext w:val="0"/>
         <w:keepLines w:val="0"/>
@@ -8041,8 +7226,8 @@
           <w:szCs w:val="34"/>
         </w:rPr>
       </w:pPr>
-      <w:bookmarkStart w:colFirst="0" w:colLast="0" w:name="_f8zwf4a7ubac" w:id="44"/>
-      <w:bookmarkEnd w:id="44"/>
+      <w:bookmarkStart w:colFirst="0" w:colLast="0" w:name="_f8zwf4a7ubac" w:id="40"/>
+      <w:bookmarkEnd w:id="40"/>
       <w:r>
         <w:rPr>
           <w:b w:val="1"/>
@@ -8436,21 +7621,6 @@
     </w:p>
     <w:p>
       <w:pPr>
-        <w:rPr/>
-      </w:pPr>
-      <w:r>
-        <w:pict>
-          <v:rect style="width:0.0pt;height:1.5pt" o:hr="t" o:hrstd="t" o:hralign="center" fillcolor="#A0A0A0" stroked="f"/>
-        </w:pict>
-      </w:r>
-      <w:r>
-        <w:rPr>
-          <w:rtl w:val="0"/>
-        </w:rPr>
-      </w:r>
-    </w:p>
-    <w:p>
-      <w:pPr>
         <w:pStyle w:val="Heading2"/>
         <w:keepNext w:val="0"/>
         <w:keepLines w:val="0"/>
@@ -8462,8 +7632,8 @@
           <w:szCs w:val="34"/>
         </w:rPr>
       </w:pPr>
-      <w:bookmarkStart w:colFirst="0" w:colLast="0" w:name="_wn0rdnnow0cs" w:id="45"/>
-      <w:bookmarkEnd w:id="45"/>
+      <w:bookmarkStart w:colFirst="0" w:colLast="0" w:name="_wn0rdnnow0cs" w:id="41"/>
+      <w:bookmarkEnd w:id="41"/>
       <w:r>
         <w:rPr>
           <w:b w:val="1"/>
@@ -8582,21 +7752,6 @@
     </w:p>
     <w:p>
       <w:pPr>
-        <w:rPr/>
-      </w:pPr>
-      <w:r>
-        <w:pict>
-          <v:rect style="width:0.0pt;height:1.5pt" o:hr="t" o:hrstd="t" o:hralign="center" fillcolor="#A0A0A0" stroked="f"/>
-        </w:pict>
-      </w:r>
-      <w:r>
-        <w:rPr>
-          <w:rtl w:val="0"/>
-        </w:rPr>
-      </w:r>
-    </w:p>
-    <w:p>
-      <w:pPr>
         <w:pStyle w:val="Heading2"/>
         <w:keepNext w:val="0"/>
         <w:keepLines w:val="0"/>
@@ -8608,8 +7763,8 @@
           <w:szCs w:val="34"/>
         </w:rPr>
       </w:pPr>
-      <w:bookmarkStart w:colFirst="0" w:colLast="0" w:name="_o5dnzncvjt9x" w:id="46"/>
-      <w:bookmarkEnd w:id="46"/>
+      <w:bookmarkStart w:colFirst="0" w:colLast="0" w:name="_o5dnzncvjt9x" w:id="42"/>
+      <w:bookmarkEnd w:id="42"/>
       <w:r>
         <w:rPr>
           <w:b w:val="1"/>
@@ -8709,21 +7864,6 @@
           <w:rtl w:val="0"/>
         </w:rPr>
         <w:t xml:space="preserve">, lo que incrementa riesgos de enfermedades diarreicas y contaminación ambiental.sistemas.segeplan.gob+1</w:t>
-      </w:r>
-    </w:p>
-    <w:p>
-      <w:pPr>
-        <w:rPr/>
-      </w:pPr>
-      <w:r>
-        <w:pict>
-          <v:rect style="width:0.0pt;height:1.5pt" o:hr="t" o:hrstd="t" o:hralign="center" fillcolor="#A0A0A0" stroked="f"/>
-        </w:pict>
-      </w:r>
-      <w:r>
-        <w:rPr>
-          <w:rtl w:val="0"/>
-        </w:rPr>
       </w:r>
     </w:p>
     <w:p>
@@ -8739,8 +7879,8 @@
           <w:szCs w:val="34"/>
         </w:rPr>
       </w:pPr>
-      <w:bookmarkStart w:colFirst="0" w:colLast="0" w:name="_lit1vftex8yo" w:id="47"/>
-      <w:bookmarkEnd w:id="47"/>
+      <w:bookmarkStart w:colFirst="0" w:colLast="0" w:name="_lit1vftex8yo" w:id="43"/>
+      <w:bookmarkEnd w:id="43"/>
       <w:r>
         <w:rPr>
           <w:b w:val="1"/>
@@ -8871,18 +8011,6 @@
         <w:rPr>
           <w:rtl w:val="0"/>
         </w:rPr>
-      </w:r>
-    </w:p>
-    <w:p>
-      <w:pPr>
-        <w:spacing w:after="240" w:before="240" w:lineRule="auto"/>
-        <w:rPr/>
-      </w:pPr>
-      <w:r>
-        <w:rPr>
-          <w:rtl w:val="0"/>
-        </w:rPr>
-        <w:t xml:space="preserve">Si deseas, puedo ayudarte a integrar estos datos en una tabla comparativa con los municipios de Baja Verapaz que ya has consultado (Salamá, Rabinal, Cubulco, San Miguel Chicaj, Granados, San Jerónimo, El Chol).</w:t>
       </w:r>
     </w:p>
     <w:p>
